--- a/LLDD/word/Jobs/LLDD-BE-Job-8b-StartInternalWorkflow.docx
+++ b/LLDD/word/Jobs/LLDD-BE-Job-8b-StartInternalWorkflow.docx
@@ -1592,7 +1592,16 @@
         <w:t>@Cron</w:t>
       </w:r>
       <w:r>
-        <w:t xml:space="preserve">) · ทุก job ถูกบันทึกลง </w:t>
+        <w:t xml:space="preserve">) — </w:t>
+      </w:r>
+      <w:r>
+        <w:rPr>
+          <w:b/>
+        </w:rPr>
+        <w:t>ยกเว้น job ที่เป็น event-driven (ดูหัวข้อ Config Schema ของ job นั้น) ซึ่งห้ามตั้ง schedule</w:t>
+      </w:r>
+      <w:r>
+        <w:t xml:space="preserve"> · ทุก job ถูกบันทึกลง </w:t>
       </w:r>
       <w:r>
         <w:rPr>
@@ -10506,7 +10515,7 @@
                 <w:rFonts w:ascii="Arial" w:hAnsi="Arial" w:eastAsia="Arial" w:cs="Tahoma"/>
                 <w:sz w:val="18"/>
               </w:rPr>
-              <w:t>ไม่มีตาราง job_run_histories แล้ว · ไฟล์/ACK ดูที่ sgi_interface_transactions</w:t>
+              <w:t>ไม่มีตาราง job_run_histories แล้ว · ผลการรับส่งไฟล์/ข้อความดูที่ sgi_interface_transactions</w:t>
             </w:r>
           </w:p>
         </w:tc>
@@ -11613,16 +11622,34 @@
         <w:t>publishMessage</w:t>
       </w:r>
       <w:r>
-        <w:t xml:space="preserve"> เป็น fire-and-forget ไม่มี publisher confirm/outbox — งานที่ต้องการ </w:t>
+        <w:t xml:space="preserve"> เป็น fire-and-forget </w:t>
       </w:r>
       <w:r>
         <w:rPr>
           <w:b/>
         </w:rPr>
-        <w:t>transactional outbox + ACK</w:t>
+        <w:t>ไม่มี publisher confirm และไม่มี outbox</w:t>
       </w:r>
       <w:r>
-        <w:t xml:space="preserve"> (Job 6) ต้องสร้างกลไกเพิ่ม ไม่ใช่ reuse ตรง ๆ (4) ยังไม่มี entity/ตาราง </w:t>
+        <w:t xml:space="preserve"> — งานที่ต้องการ </w:t>
+      </w:r>
+      <w:r>
+        <w:rPr>
+          <w:b/>
+        </w:rPr>
+        <w:t>transactional outbox + publisher confirm</w:t>
+      </w:r>
+      <w:r>
+        <w:t xml:space="preserve"> (Job 6 · และ </w:t>
+      </w:r>
+      <w:r>
+        <w:rPr>
+          <w:rFonts w:ascii="Courier New" w:hAnsi="Courier New" w:eastAsia="Courier New" w:cs="Tahoma"/>
+        </w:rPr>
+        <w:t>sgi_reflow</w:t>
+      </w:r>
+      <w:r>
+        <w:t xml:space="preserve"> ฝั่ง BE) ต้องสร้างกลไกเพิ่มเอง ไม่ใช่ reuse ได้เลย · ⚠️ ไม่มี ACK ระดับธุรกิจให้รอ (มติ 2026-09-08 ข้อ 2.13) (4) ยังไม่มี entity/ตาราง </w:t>
       </w:r>
       <w:r>
         <w:rPr>

--- a/LLDD/word/Jobs/LLDD-BE-Job-8b-StartInternalWorkflow.docx
+++ b/LLDD/word/Jobs/LLDD-BE-Job-8b-StartInternalWorkflow.docx
@@ -3622,7 +3622,7 @@
                 <w:rFonts w:ascii="Arial" w:hAnsi="Arial" w:eastAsia="Arial" w:cs="Tahoma"/>
                 <w:sz w:val="18"/>
               </w:rPr>
-              <w:t xml:space="preserve"> (เดิมมี ALM/STA/HRS)</w:t>
+              <w:t xml:space="preserve"> (ข้อมูลจริงมีแค่ ALM/STA)</w:t>
             </w:r>
           </w:p>
         </w:tc>
@@ -4630,7 +4630,7 @@
                 <w:rFonts w:ascii="Arial" w:hAnsi="Arial" w:eastAsia="Arial" w:cs="Tahoma"/>
                 <w:sz w:val="18"/>
               </w:rPr>
-              <w:t>19,283 แถว · ไม่มีทั้ง PK และ index (</w:t>
+              <w:t>19,327 แถว · ไม่มีทั้ง PK และ index (</w:t>
             </w:r>
             <w:r>
               <w:rPr>
@@ -6004,7 +6004,7 @@
                 <w:rFonts w:ascii="Arial" w:hAnsi="Arial" w:eastAsia="Arial" w:cs="Tahoma"/>
                 <w:sz w:val="18"/>
               </w:rPr>
-              <w:t xml:space="preserve"> (ตารางนี้ไม่มีทั้ง PK และ index ทั้งที่มี 19,283 แถว — ตรวจแล้วที่ </w:t>
+              <w:t xml:space="preserve"> (ตารางนี้ไม่มีทั้ง PK และ index ทั้งที่มี 19,327 แถว — ตรวจแล้วที่ </w:t>
             </w:r>
             <w:r>
               <w:rPr>
@@ -6497,7 +6497,25 @@
     <w:p/>
     <w:p>
       <w:r>
-        <w:t>Line ranges refer to the legacy Java implementation under /Users/bank_mac/gosoft/java/SBP/fcsJar. Use these ranges to preserve business behavior while implementing the target Node job.</w:t>
+        <w:t xml:space="preserve">Line ranges refer to the legacy Java implementation under </w:t>
+      </w:r>
+      <w:r>
+        <w:rPr>
+          <w:rFonts w:ascii="Courier New" w:hAnsi="Courier New" w:eastAsia="Courier New" w:cs="Tahoma"/>
+        </w:rPr>
+        <w:t>batchjob/fcsJar/</w:t>
+      </w:r>
+      <w:r>
+        <w:t xml:space="preserve"> (path นับจากราก </w:t>
+      </w:r>
+      <w:r>
+        <w:rPr>
+          <w:rFonts w:ascii="Courier New" w:hAnsi="Courier New" w:eastAsia="Courier New" w:cs="Tahoma"/>
+        </w:rPr>
+        <w:t>sbp-prototype/</w:t>
+      </w:r>
+      <w:r>
+        <w:t>). Use these ranges to preserve business behavior while implementing the target Node job.</w:t>
       </w:r>
     </w:p>
     <w:p>
@@ -6691,7 +6709,7 @@
                 <w:rFonts w:ascii="Arial" w:hAnsi="Arial" w:eastAsia="Arial" w:cs="Tahoma"/>
                 <w:sz w:val="18"/>
               </w:rPr>
-              <w:t xml:space="preserve"> (ตารางนี้ไม่มีทั้ง PK และ index ทั้งที่มี 19,283 แถว — ตรวจแล้วที่ </w:t>
+              <w:t xml:space="preserve"> (ตารางนี้ไม่มีทั้ง PK และ index ทั้งที่มี 19,327 แถว — ตรวจแล้วที่ </w:t>
             </w:r>
             <w:r>
               <w:rPr>
@@ -6884,7 +6902,7 @@
         <w:br/>
         <w:t xml:space="preserve">    WHERE p.workflow_generation_status = 'W'</w:t>
         <w:br/>
-        <w:t xml:space="preserve">      -- ⚠️ sps_store.workflow_transaction ไม่มี PK/index (19,283 แถว) → เงื่อนไขนี้เป็น seq-scan · ประเมินต้นทุน query ก่อนใช้ และห้ามแก้ schema ของ library</w:t>
+        <w:t xml:space="preserve">      -- ⚠️ sps_store.workflow_transaction ไม่มี PK/index (19,327 แถว) → เงื่อนไขนี้เป็น seq-scan · ประเมินต้นทุน query ก่อนใช้ และห้ามแก้ schema ของ library</w:t>
         <w:br/>
         <w:t xml:space="preserve">      -- ✅ DP-1 ปิดแล้ว: reference_id = sgi_compensation_documents.id (surrogate) แปลงเป็น text</w:t>
         <w:br/>
@@ -12105,7 +12123,7 @@
                 <w:b/>
                 <w:sz w:val="18"/>
               </w:rPr>
-              <w:t>เพิ่ม `case 'sgi-job-8b-start-internal-workflow':`</w:t>
+              <w:t>เพิ่ม `case 'sgi-start-internal-workflow':`</w:t>
             </w:r>
             <w:r>
               <w:rPr>
@@ -12322,7 +12340,7 @@
         <w:pageBreakBefore w:val="0"/>
       </w:pPr>
       <w:r>
-        <w:t>การลงทะเบียนใน `src/main.ts` (job `sgi-job-8b-start-internal-workflow`)</w:t>
+        <w:t>การลงทะเบียนใน `src/main.ts` (job `sgi-start-internal-workflow`)</w:t>
       </w:r>
     </w:p>
     <w:p>
@@ -12337,7 +12355,7 @@
         </w:rPr>
         <w:t>// src/main.ts — เพิ่มเคสนี้ในสวิตช์เดิม (เรียงต่อจาก job ของ SGI ตัวก่อนหน้า)</w:t>
         <w:br/>
-        <w:t xml:space="preserve">      case 'sgi-job-8b-start-internal-workflow': {</w:t>
+        <w:t xml:space="preserve">      case 'sgi-start-internal-workflow': {</w:t>
         <w:br/>
         <w:t xml:space="preserve">        const { StartInternalWorkflowService } = await import('./modules/sgi/job-8b-start-internal-workflow.service');</w:t>
         <w:br/>
@@ -12364,7 +12382,7 @@
         <w:rPr>
           <w:rFonts w:ascii="Courier New" w:hAnsi="Courier New" w:eastAsia="Courier New" w:cs="Tahoma"/>
         </w:rPr>
-        <w:t>StatementService.logInterfest('sgi-job-8b-start-internal-workflow', input)</w:t>
+        <w:t>StatementService.logInterfest('sgi-start-internal-workflow', input)</w:t>
       </w:r>
       <w:r>
         <w:t xml:space="preserve"> ให้อยู่แล้วก่อนเข้าสวิตช์ → </w:t>
@@ -14357,56 +14375,58 @@
         <w:br/>
         <w:t xml:space="preserve">    const startedAt = Date.now();</w:t>
         <w:br/>
-        <w:t xml:space="preserve">    // TODO: state ถือ counter (read/written/skipped/rejected) และค่าจาก job8BConfig</w:t>
+        <w:t xml:space="preserve">    // TODO: state ถือ candidates ที่อ่านมา + counter (read/written/skipped/rejected/marked)</w:t>
+        <w:br/>
+        <w:t xml:space="preserve">    //       และค่าจาก job8BConfig — ทุก counter ต้องถูกอัปเดตจาก record จริง ไม่ใช่ค่าคงที่</w:t>
         <w:br/>
         <w:t xml:space="preserve">    const state = this.service.createState(ctx);</w:t>
         <w:br/>
         <w:t xml:space="preserve">    try {</w:t>
         <w:br/>
-        <w:t xml:space="preserve">      // ขั้นที่ 2: อ่าน candidate ที่มี sgi_compensation_documents แล้วและ workflow_generation_status=W</w:t>
-        <w:br/>
-        <w:t xml:space="preserve">      await this.service.step02Read(state);</w:t>
-        <w:br/>
-        <w:t xml:space="preserve">      // ขั้นที่ 3 (decision): พบเงื่อนไขไม่ผ่านถาวร? · TODO: branch type, distance, missing DV, same juristic หรือ growth &gt; -10 -&gt; N</w:t>
-        <w:br/>
-        <w:t xml:space="preserve">      const ok03 = await this.service.check03Condition(state);</w:t>
-        <w:br/>
-        <w:t xml:space="preserve">      if (!ok03) { // NO → ไม่พบ - ตรวจความพร้อมของข้อมูลต่อ</w:t>
-        <w:br/>
-        <w:t xml:space="preserve">        // TODO: เส้น NO ของขั้นนี้เป็น branch ระดับ record — ผังไม่ได้ระบุว่าหยุดหรือไปต่อ</w:t>
-        <w:br/>
-        <w:t xml:space="preserve">        //   ถ้าเป็น 'ข้ามรายการ'      -&gt; state.skipped += 1; แล้ว continue ในลูปของ record</w:t>
-        <w:br/>
-        <w:t xml:space="preserve">        //   ถ้าเป็น 'ตั้งค่าแล้วไปต่อ' -&gt; เรียก service ตั้งค่าสถานะ แล้วเดินขั้นถัดไป (ห้าม return)</w:t>
-        <w:br/>
-        <w:t xml:space="preserve">        //   ถ้าเป็น 'คงสถานะเดิม/ไม่เปิดงาน' -&gt; หยุดเฉพาะ record นี้ ห้ามไหลไปขั้นถัดไป</w:t>
-        <w:br/>
-        <w:t xml:space="preserve">      }</w:t>
-        <w:br/>
-        <w:t xml:space="preserve">      // ขั้นที่ 4 (decision): ข้อมูล Gate พร้อมครบ? · TODO: คง W เฉพาะข้อมูลต้นทางที่ยังรอเติมเพื่อให้ rerun ได้</w:t>
-        <w:br/>
-        <w:t xml:space="preserve">      const ok04 = await this.service.check04Condition(state);</w:t>
-        <w:br/>
-        <w:t xml:space="preserve">      if (!ok04) { // NO → distance/juristic/growth เป็น NULL หรือ sales status ยังไม่พร้อม -&gt; คง W</w:t>
-        <w:br/>
-        <w:t xml:space="preserve">        // TODO: เส้น NO ของขั้นนี้เป็น branch ระดับ record — ผังไม่ได้ระบุว่าหยุดหรือไปต่อ</w:t>
-        <w:br/>
-        <w:t xml:space="preserve">        //   ถ้าเป็น 'ข้ามรายการ'      -&gt; state.skipped += 1; แล้ว continue ในลูปของ record</w:t>
-        <w:br/>
-        <w:t xml:space="preserve">        //   ถ้าเป็น 'ตั้งค่าแล้วไปต่อ' -&gt; เรียก service ตั้งค่าสถานะ แล้วเดินขั้นถัดไป (ห้าม return)</w:t>
-        <w:br/>
-        <w:t xml:space="preserve">        //   ถ้าเป็น 'คงสถานะเดิม/ไม่เปิดงาน' -&gt; หยุดเฉพาะ record นี้ ห้ามไหลไปขั้นถัดไป</w:t>
-        <w:br/>
-        <w:t xml:space="preserve">      }</w:t>
-        <w:br/>
-        <w:t xml:space="preserve">      // ขั้นที่ 5: ตัดสินจุดเข้า flow จากประเภทเคส · TODO: อ่าน sgi_fgi_impact_processes.last_compensate_seq_no + flag_action และจำนวนงวดที่ COALESCE(adjust_amount, forecast_amount) = 0 จาก sgi_fgi_impact_compensations → เปิดที่ state 06 (เปิดเรื่องใหม่) · 08 (ชดเชยต่อเนื่อง — ทั้งยอด &gt; 0 และยอด 0 ไม่เกิน 3 เดือน · มติ 2026-09-01 เดิมยอด 0 เข้า 01) หรือปิดเอกสารเป็นหยุดชดเชย (ยอด 0 เดือนที่ 4) — ดู LLDD Job 8b ข้อ 4a</w:t>
-        <w:br/>
-        <w:t xml:space="preserve">      await this.service.step05Read(state);</w:t>
-        <w:br/>
         <w:t xml:space="preserve">      // === transaction boundary === TODO: DB transaction ครอบ create instance/task + update W/Y/N</w:t>
         <w:br/>
         <w:t xml:space="preserve">      await this.dataSource.transaction(async (manager: EntityManager) =&gt; {</w:t>
         <w:br/>
+        <w:t xml:space="preserve">        // ขั้นที่ 2: อ่าน candidate ที่มี sgi_compensation_documents แล้วและ workflow_generation_status=W</w:t>
+        <w:br/>
+        <w:t xml:space="preserve">        await this.service.step02Read(state, manager);</w:t>
+        <w:br/>
+        <w:t xml:space="preserve">        // ขั้นที่ 3 (decision): พบเงื่อนไขไม่ผ่านถาวร? · TODO: branch type, distance, missing DV, same juristic หรือ growth &gt; -10 -&gt; N</w:t>
+        <w:br/>
+        <w:t xml:space="preserve">        const ok03 = await this.service.check03Condition(state);</w:t>
+        <w:br/>
+        <w:t xml:space="preserve">        if (!ok03) { // NO → ไม่พบ - ตรวจความพร้อมของข้อมูลต่อ</w:t>
+        <w:br/>
+        <w:t xml:space="preserve">          // TODO: เส้น NO ของขั้นนี้เป็น branch ระดับ record — ผังไม่ได้ระบุว่าหยุดหรือไปต่อ</w:t>
+        <w:br/>
+        <w:t xml:space="preserve">          //   ถ้าเป็น 'ข้ามรายการ'      -&gt; state.skipped += 1; แล้ว continue ในลูปของ record</w:t>
+        <w:br/>
+        <w:t xml:space="preserve">          //   ถ้าเป็น 'ตั้งค่าแล้วไปต่อ' -&gt; เรียก service ตั้งค่าสถานะ แล้วเดินขั้นถัดไป (ห้าม return)</w:t>
+        <w:br/>
+        <w:t xml:space="preserve">          //   ถ้าเป็น 'คงสถานะเดิม/ไม่เปิดงาน' -&gt; หยุดเฉพาะ record นี้ ห้ามไหลไปขั้นถัดไป</w:t>
+        <w:br/>
+        <w:t xml:space="preserve">        }</w:t>
+        <w:br/>
+        <w:t xml:space="preserve">        // ขั้นที่ 4 (decision): ข้อมูล Gate พร้อมครบ? · TODO: คง W เฉพาะข้อมูลต้นทางที่ยังรอเติมเพื่อให้ rerun ได้</w:t>
+        <w:br/>
+        <w:t xml:space="preserve">        const ok04 = await this.service.check04Condition(state);</w:t>
+        <w:br/>
+        <w:t xml:space="preserve">        if (!ok04) { // NO → distance/juristic/growth เป็น NULL หรือ sales status ยังไม่พร้อม -&gt; คง W</w:t>
+        <w:br/>
+        <w:t xml:space="preserve">          // TODO: เส้น NO ของขั้นนี้เป็น branch ระดับ record — ผังไม่ได้ระบุว่าหยุดหรือไปต่อ</w:t>
+        <w:br/>
+        <w:t xml:space="preserve">          //   ถ้าเป็น 'ข้ามรายการ'      -&gt; state.skipped += 1; แล้ว continue ในลูปของ record</w:t>
+        <w:br/>
+        <w:t xml:space="preserve">          //   ถ้าเป็น 'ตั้งค่าแล้วไปต่อ' -&gt; เรียก service ตั้งค่าสถานะ แล้วเดินขั้นถัดไป (ห้าม return)</w:t>
+        <w:br/>
+        <w:t xml:space="preserve">          //   ถ้าเป็น 'คงสถานะเดิม/ไม่เปิดงาน' -&gt; หยุดเฉพาะ record นี้ ห้ามไหลไปขั้นถัดไป</w:t>
+        <w:br/>
+        <w:t xml:space="preserve">        }</w:t>
+        <w:br/>
+        <w:t xml:space="preserve">        // ขั้นที่ 5: ตัดสินจุดเข้า flow จากประเภทเคส · TODO: อ่าน sgi_fgi_impact_processes.last_compensate_seq_no + flag_action และจำนวนงวดที่ COALESCE(adjust_amount, forecast_amount) = 0 จาก sgi_fgi_impact_compensations → เปิดที่ state 06 (เปิดเรื่องใหม่) · 08 (ชดเชยต่อเนื่อง — ทั้งยอด &gt; 0 และยอด 0 ไม่เกิน 3 เดือน · มติ 2026-09-01 เดิมยอด 0 เข้า 01) หรือปิดเอกสารเป็นหยุดชดเชย (ยอด 0 เดือนที่ 4) — ดู LLDD Job 8b ข้อ 4a</w:t>
+        <w:br/>
+        <w:t xml:space="preserve">        await this.service.step05Read(state, manager);</w:t>
+        <w:br/>
         <w:t xml:space="preserve">        // ขั้นที่ 6: POST /api/v1/sgi/workflow/instances · TODO: service token ภายใน ไม่ใช้ HTTP Basic Auth/K2 REST</w:t>
         <w:br/>
         <w:t xml:space="preserve">        await this.service.step06Workflow(state, manager);</w:t>
@@ -14415,11 +14435,11 @@
         <w:br/>
         <w:t xml:space="preserve">        await this.service.step07Insert(state, manager);</w:t>
         <w:br/>
+        <w:t xml:space="preserve">        // ขั้นที่ 8: workflow_generation_status = Y · TODO: เปิด workflow สำเร็จ</w:t>
+        <w:br/>
+        <w:t xml:space="preserve">        await this.service.step08Workflow(state, manager);</w:t>
+        <w:br/>
         <w:t xml:space="preserve">      });</w:t>
-        <w:br/>
-        <w:t xml:space="preserve">      // ขั้นที่ 8: workflow_generation_status = Y · TODO: เปิด workflow สำเร็จ</w:t>
-        <w:br/>
-        <w:t xml:space="preserve">      await this.service.step08Workflow(state);</w:t>
         <w:br/>
         <w:t xml:space="preserve">      // ขั้นที่ 9: ส่งอีเมลสรุปราย DV ผ่าน email-lib กลาง (sendEmail)</w:t>
         <w:br/>
@@ -14532,7 +14552,13 @@
         <w:t xml:space="preserve">  constructor(@Inject('DATA_SOURCE') private readonly dataSource: DataSource) {}</w:t>
         <w:br/>
         <w:br/>
-        <w:t xml:space="preserve">  async runExclusive&lt;T&gt;(jobNo: string, fn: () =&gt; Promise&lt;T&gt;): Promise&lt;T | { status: 'SKIPPED_LOCKED' }&gt; {</w:t>
+        <w:t xml:space="preserve">  // period = งวดที่รอบนี้ทำงาน ('YYYY-MM') — เป็นส่วนหนึ่งของคีย์ล็อก ไม่ใช่แค่หมายเลข job</w:t>
+        <w:br/>
+        <w:t xml:space="preserve">  // (เจอจริง 2026-09-09: ล็อกด้วย jobNo อย่างเดียว = คนละงวดก็รันพร้อมกันไม่ได้</w:t>
+        <w:br/>
+        <w:t xml:space="preserve">  //  ทั้งที่เอกสารระบุว่าคนละงวดต้องรันขนานกันได้ · ส่ง period = null ถ้าต้องการล็อกทั้ง job)</w:t>
+        <w:br/>
+        <w:t xml:space="preserve">  async runExclusive&lt;T&gt;(jobNo: string, period: string | null, fn: () =&gt; Promise&lt;T&gt;): Promise&lt;T | { status: 'SKIPPED_LOCKED' }&gt; {</w:t>
         <w:br/>
         <w:t xml:space="preserve">    // TODO: ต้องใช้ QueryRunner (connection เดียวบน master) — dataSource.query() ของโปรเจกต์นี้</w:t>
         <w:br/>
@@ -14542,7 +14568,19 @@
         <w:br/>
         <w:t xml:space="preserve">    await runner.connect();</w:t>
         <w:br/>
-        <w:t xml:space="preserve">    const objectId = JOB_LOCK_KEYS[jobNo];</w:t>
+        <w:t xml:space="preserve">    // pg_try_advisory_lock(int4, int4) — objectId ต้องอยู่ในช่วง int4</w:t>
+        <w:br/>
+        <w:t xml:space="preserve">    //   ล็อกทั้ง job : objectId = JOB_LOCK_KEYS[jobNo]</w:t>
+        <w:br/>
+        <w:t xml:space="preserve">    //   ล็อกรายงวด  : ผสมงวดเข้าไปด้วย hashtext() แล้วบีบให้อยู่ในช่วงที่ปลอดภัย</w:t>
+        <w:br/>
+        <w:t xml:space="preserve">    const baseId = JOB_LOCK_KEYS[jobNo];</w:t>
+        <w:br/>
+        <w:t xml:space="preserve">    const objectId = period === null ? baseId</w:t>
+        <w:br/>
+        <w:t xml:space="preserve">      : (await runner.query('SELECT (hashtext($1) &amp; 2147483647) % 1000000 + $2 * 1000000 AS id',</w:t>
+        <w:br/>
+        <w:t xml:space="preserve">                            [period, baseId]))[0].id;</w:t>
         <w:br/>
         <w:t xml:space="preserve">    try {</w:t>
         <w:br/>
@@ -14558,7 +14596,7 @@
         <w:br/>
         <w:t xml:space="preserve">        // TODO: รอบนี้ข้ามไปเฉย ๆ ไม่ถือเป็น error และไม่ต้องส่งอีเมล</w:t>
         <w:br/>
-        <w:t xml:space="preserve">        this.logger.warn(JSON.stringify({ event: 'job.skipped.locked', jobNo }));</w:t>
+        <w:t xml:space="preserve">        this.logger.warn(JSON.stringify({ event: 'job.skipped.locked', jobNo, period }));</w:t>
         <w:br/>
         <w:t xml:space="preserve">        return { status: 'SKIPPED_LOCKED' };</w:t>
         <w:br/>
@@ -15969,13 +16007,34 @@
         <w:keepLines/>
       </w:pPr>
       <w:r>
-        <w:t xml:space="preserve">สั่งรันนอกรอบผ่าน CLI/runbook เท่านั้น (ไม่มีหน้าจอและไม่มี Job Admin API): </w:t>
+        <w:t xml:space="preserve">สั่งรันนอกรอบผ่าน CLI/runbook เท่านั้น (ไม่มีหน้าจอและไม่มี Job Admin API) — local: </w:t>
       </w:r>
       <w:r>
         <w:rPr>
           <w:rFonts w:ascii="Courier New" w:hAnsi="Courier New" w:eastAsia="Courier New" w:cs="Tahoma"/>
         </w:rPr>
-        <w:t>node dist/batch/cli.js --job=8b --period=&lt;YYYYMM&gt;</w:t>
+        <w:t>JOB_NAME=sgi-start-internal-workflow INPUT='{"year":2026,"month":6}' npm run start</w:t>
+      </w:r>
+      <w:r>
+        <w:t xml:space="preserve"> · AWS Batch: </w:t>
+      </w:r>
+      <w:r>
+        <w:rPr>
+          <w:rFonts w:ascii="Courier New" w:hAnsi="Courier New" w:eastAsia="Courier New" w:cs="Tahoma"/>
+        </w:rPr>
+        <w:t>node dist/main.js '{"year":2026,"month":6}' sgi-start-internal-workflow</w:t>
+      </w:r>
+      <w:r>
+        <w:t xml:space="preserve"> (quote เดี่ยวครอบ JSON เสมอ) · ตรวจผลด้วย </w:t>
+      </w:r>
+      <w:r>
+        <w:rPr>
+          <w:rFonts w:ascii="Courier New" w:hAnsi="Courier New" w:eastAsia="Courier New" w:cs="Tahoma"/>
+        </w:rPr>
+        <w:t>echo $?</w:t>
+      </w:r>
+      <w:r>
+        <w:t xml:space="preserve"> ต้องเป็น 0 เมื่อสำเร็จ</w:t>
       </w:r>
     </w:p>
     <w:p>

--- a/LLDD/word/Jobs/LLDD-BE-Job-8b-StartInternalWorkflow.docx
+++ b/LLDD/word/Jobs/LLDD-BE-Job-8b-StartInternalWorkflow.docx
@@ -343,7 +343,7 @@
         <w:keepNext w:val="0"/>
       </w:pPr>
       <w:r>
-        <w:t>เปิด Workflow ภายใน: คัดรายการที่ผ่าน Gen Flow Gate แล้วเรียก Workflow Engine ภายในผ่าน POST /api/v1/sgi/workflow/instances แทน K2 REST StartInstance; เกณฑ์ W/Y/N เดิมยังคงใช้สำหรับ reconcile</w:t>
+        <w:t>เปิด Workflow ภายใน: คัดรายการที่ผ่าน Gen Flow Gate แล้วเรียก Workflow Engine ภายในผ่าน POST /api/v1/workflows/instances แทน K2 REST StartInstance; เกณฑ์ W/Y/N เดิมยังคงใช้สำหรับ reconcile</w:t>
       </w:r>
     </w:p>
     <w:p>
@@ -372,7 +372,7 @@
         <w:keepLines/>
       </w:pPr>
       <w:r>
-        <w:t>Phase: D</w:t>
+        <w:t>Phase: B</w:t>
       </w:r>
     </w:p>
     <w:p>
@@ -381,7 +381,7 @@
         <w:keepLines/>
       </w:pPr>
       <w:r>
-        <w:t>Output: sps_store.workflow_transaction / workflow_approver ของ @srm/glb-workflow (ไม่ใช่ตารางของ SGI)</w:t>
+        <w:t>Output: workflow_instances / workflow_tasks (DB)</w:t>
       </w:r>
     </w:p>
     <w:p>
@@ -3412,7 +3412,7 @@
                 <w:rFonts w:ascii="Arial" w:hAnsi="Arial" w:eastAsia="Arial" w:cs="Tahoma"/>
                 <w:sz w:val="18"/>
               </w:rPr>
-              <w:t>อ่าน candidate ที่มี sgi_compensation_documents แล้วและ workflow_generation_status=W</w:t>
+              <w:t>อ่าน candidate ที่มี compensation_documents แล้วและ workflow_generation_status=W</w:t>
             </w:r>
           </w:p>
         </w:tc>
@@ -3577,7 +3577,7 @@
                 <w:rFonts w:ascii="Arial" w:hAnsi="Arial" w:eastAsia="Arial" w:cs="Tahoma"/>
                 <w:sz w:val="18"/>
               </w:rPr>
-              <w:t>ตัดสินจุดเข้า flow จากประเภทเคส (อ่าน sgi_fgi_impact_processes.last_compensate_seq_no + flag_action และจำนวนงวดที่ COALESCE(adjust_amount, forecast_amount) = 0 จาก sgi_fgi_impact_compensations → เปิดที่ state 06 (เปิดเรื่องใหม่) · 08 (ชดเชยต่อเนื่อง — ทั้งยอด &gt; 0 และยอด 0 ไม่เกิน 3 เดือน · มติ 2026-09-01 เดิมยอด 0 เข้า 01) หรือปิดเอกสารเป็นหยุดชดเชย (ยอด 0 เดือนที่ 4) — ดู LLDD Job 8b ข้อ 4a)</w:t>
+              <w:t>POST /api/v1/workflows/instances (service token ภายใน ไม่ใช้ HTTP Basic Auth/K2 REST)</w:t>
             </w:r>
           </w:p>
         </w:tc>
@@ -3632,7 +3632,7 @@
                 <w:rFonts w:ascii="Arial" w:hAnsi="Arial" w:eastAsia="Arial" w:cs="Tahoma"/>
                 <w:sz w:val="18"/>
               </w:rPr>
-              <w:t>POST /api/v1/sgi/workflow/instances (service token ภายใน ไม่ใช้ HTTP Basic Auth/K2 REST)</w:t>
+              <w:t>insert workflow_instances + workflow_tasks แรก Section 06</w:t>
             </w:r>
           </w:p>
         </w:tc>
@@ -3687,7 +3687,7 @@
                 <w:rFonts w:ascii="Arial" w:hAnsi="Arial" w:eastAsia="Arial" w:cs="Tahoma"/>
                 <w:sz w:val="18"/>
               </w:rPr>
-              <w:t>เรียก POST /api/v1/sgi/workflow/instances ด้วย service token (job ไม่เรียก lib เอง · มติ 2026-09-09) (BE เป็นผู้เรียก engine แล้วเขียน workflow_transaction/workflow_approver เอง — SGI ไม่ insert ตรง · API 8 ตัวตามชีต Detail ของ LLDD lib — ดู LLDD-BE-Workflow-Engine-Definition.pdf 5.3)</w:t>
+              <w:t>workflow_generation_status = Y (เปิด workflow สำเร็จ)</w:t>
             </w:r>
           </w:p>
         </w:tc>
@@ -3742,7 +3742,7 @@
                 <w:rFonts w:ascii="Arial" w:hAnsi="Arial" w:eastAsia="Arial" w:cs="Tahoma"/>
                 <w:sz w:val="18"/>
               </w:rPr>
-              <w:t>workflow_generation_status = Y (เปิด workflow สำเร็จ)</w:t>
+              <w:t>ส่งอีเมลสรุปราย DV ผ่าน Notification Service</w:t>
             </w:r>
           </w:p>
         </w:tc>
@@ -3773,61 +3773,6 @@
                 <w:sz w:val="18"/>
               </w:rPr>
               <w:t>9</w:t>
-            </w:r>
-          </w:p>
-        </w:tc>
-        <w:tc>
-          <w:tcPr>
-            <w:tcW w:type="dxa" w:w="5040"/>
-            <w:vAlign w:val="center"/>
-          </w:tcPr>
-          <w:p>
-            <w:pPr>
-              <w:keepLines/>
-              <w:spacing w:after="0"/>
-            </w:pPr>
-            <w:r>
-              <w:rPr>
-                <w:rFonts w:ascii="Arial" w:hAnsi="Arial" w:eastAsia="Arial" w:cs="Tahoma"/>
-                <w:sz w:val="18"/>
-              </w:rPr>
-            </w:r>
-            <w:r>
-              <w:rPr>
-                <w:rFonts w:ascii="Arial" w:hAnsi="Arial" w:eastAsia="Arial" w:cs="Tahoma"/>
-                <w:sz w:val="18"/>
-              </w:rPr>
-              <w:t>ส่งอีเมลสรุปราย DV ผ่าน email-lib กลาง (sendEmail)</w:t>
-            </w:r>
-          </w:p>
-        </w:tc>
-      </w:tr>
-      <w:tr>
-        <w:trPr>
-          <w:cantSplit/>
-        </w:trPr>
-        <w:tc>
-          <w:tcPr>
-            <w:tcW w:type="dxa" w:w="5040"/>
-            <w:vAlign w:val="center"/>
-          </w:tcPr>
-          <w:p>
-            <w:pPr>
-              <w:keepLines/>
-              <w:spacing w:after="0"/>
-            </w:pPr>
-            <w:r>
-              <w:rPr>
-                <w:rFonts w:ascii="Arial" w:hAnsi="Arial" w:eastAsia="Arial" w:cs="Tahoma"/>
-                <w:sz w:val="18"/>
-              </w:rPr>
-            </w:r>
-            <w:r>
-              <w:rPr>
-                <w:rFonts w:ascii="Arial" w:hAnsi="Arial" w:eastAsia="Arial" w:cs="Tahoma"/>
-                <w:sz w:val="18"/>
-              </w:rPr>
-              <w:t>10</w:t>
             </w:r>
           </w:p>
         </w:tc>
@@ -5717,7 +5662,7 @@
                 <w:rFonts w:ascii="Arial" w:hAnsi="Arial" w:eastAsia="Arial" w:cs="Tahoma"/>
                 <w:sz w:val="18"/>
               </w:rPr>
-              <w:t>POST /api/v1/sgi/workflow/instances</w:t>
+              <w:t>POST /api/v1/workflows/instances</w:t>
             </w:r>
           </w:p>
         </w:tc>
@@ -6941,7 +6886,7 @@
       <w:r>
         <w:drawing>
           <wp:inline xmlns:a="http://schemas.openxmlformats.org/drawingml/2006/main" xmlns:pic="http://schemas.openxmlformats.org/drawingml/2006/picture">
-            <wp:extent cx="5669280" cy="2480310"/>
+            <wp:extent cx="5669280" cy="4648810"/>
             <wp:docPr id="1" name="Picture 1"/>
             <wp:cNvGraphicFramePr>
               <a:graphicFrameLocks noChangeAspect="1"/>
@@ -6962,7 +6907,7 @@
                   <pic:spPr>
                     <a:xfrm>
                       <a:off x="0" y="0"/>
-                      <a:ext cx="5669280" cy="2480310"/>
+                      <a:ext cx="5669280" cy="4648810"/>
                     </a:xfrm>
                     <a:prstGeom prst="rect"/>
                   </pic:spPr>
@@ -7166,7 +7111,7 @@
                 <w:rFonts w:ascii="Arial" w:hAnsi="Arial" w:eastAsia="Arial" w:cs="Tahoma"/>
                 <w:sz w:val="18"/>
               </w:rPr>
-              <w:t>sgi_fgi_impact_processes</w:t>
+              <w:t>fgi_impact_stores</w:t>
             </w:r>
           </w:p>
         </w:tc>
@@ -7191,7 +7136,7 @@
                 <w:rFonts w:ascii="Arial" w:hAnsi="Arial" w:eastAsia="Arial" w:cs="Tahoma"/>
                 <w:sz w:val="18"/>
               </w:rPr>
-              <w:t>R</w:t>
+              <w:t>R/W</w:t>
             </w:r>
           </w:p>
         </w:tc>
@@ -7216,7 +7161,7 @@
                 <w:rFonts w:ascii="Arial" w:hAnsi="Arial" w:eastAsia="Arial" w:cs="Tahoma"/>
                 <w:sz w:val="18"/>
               </w:rPr>
-              <w:t>last_compensate_seq_no + flag_action — ใช้ตัดสินจุดเข้า flow (คอลัมน์กลุ่ม F8)</w:t>
+              <w:t>อ่าน candidate + เขียน W/Y/N</w:t>
             </w:r>
           </w:p>
         </w:tc>
@@ -7246,7 +7191,7 @@
                 <w:rFonts w:ascii="Arial" w:hAnsi="Arial" w:eastAsia="Arial" w:cs="Tahoma"/>
                 <w:sz w:val="18"/>
               </w:rPr>
-              <w:t>sgi_fgi_impact_compensations</w:t>
+              <w:t>compensation_documents</w:t>
             </w:r>
           </w:p>
         </w:tc>
@@ -7271,7 +7216,7 @@
                 <w:rFonts w:ascii="Arial" w:hAnsi="Arial" w:eastAsia="Arial" w:cs="Tahoma"/>
                 <w:sz w:val="18"/>
               </w:rPr>
-              <w:t>R</w:t>
+              <w:t>R/W</w:t>
             </w:r>
           </w:p>
         </w:tc>
@@ -7296,7 +7241,7 @@
                 <w:rFonts w:ascii="Arial" w:hAnsi="Arial" w:eastAsia="Arial" w:cs="Tahoma"/>
                 <w:sz w:val="18"/>
               </w:rPr>
-              <w:t>COALESCE(adjust_amount, forecast_amount) = 0 กี่งวดติดกัน — เกณฑ์ยอด 0 (ตาราง F1)</w:t>
+              <w:t>ยืนยันเอกสารจาก Job 8 หรือสร้างถ้ายังไม่มีตาม idempotency</w:t>
             </w:r>
           </w:p>
         </w:tc>
@@ -7326,7 +7271,7 @@
                 <w:rFonts w:ascii="Arial" w:hAnsi="Arial" w:eastAsia="Arial" w:cs="Tahoma"/>
                 <w:sz w:val="18"/>
               </w:rPr>
-              <w:t>sgi_impacted_stores</w:t>
+              <w:t>workflow_instances</w:t>
             </w:r>
           </w:p>
         </w:tc>
@@ -7351,7 +7296,7 @@
                 <w:rFonts w:ascii="Arial" w:hAnsi="Arial" w:eastAsia="Arial" w:cs="Tahoma"/>
                 <w:sz w:val="18"/>
               </w:rPr>
-              <w:t>R</w:t>
+              <w:t>W</w:t>
             </w:r>
           </w:p>
         </w:tc>
@@ -7376,7 +7321,7 @@
                 <w:rFonts w:ascii="Arial" w:hAnsi="Arial" w:eastAsia="Arial" w:cs="Tahoma"/>
                 <w:sz w:val="18"/>
               </w:rPr>
-              <w:t>opt_dv_user_id สำหรับ group อีเมลราย DV และเงื่อนไข Gate (ต้องไม่ว่าง)</w:t>
+              <w:t>เปิด instance ภายใน</w:t>
             </w:r>
           </w:p>
         </w:tc>
@@ -7406,7 +7351,7 @@
                 <w:rFonts w:ascii="Arial" w:hAnsi="Arial" w:eastAsia="Arial" w:cs="Tahoma"/>
                 <w:sz w:val="18"/>
               </w:rPr>
-              <w:t>sgi_fgi_impact_sales_summaries</w:t>
+              <w:t>workflow_tasks</w:t>
             </w:r>
           </w:p>
         </w:tc>
@@ -7431,7 +7376,7 @@
                 <w:rFonts w:ascii="Arial" w:hAnsi="Arial" w:eastAsia="Arial" w:cs="Tahoma"/>
                 <w:sz w:val="18"/>
               </w:rPr>
-              <w:t>R</w:t>
+              <w:t>W</w:t>
             </w:r>
           </w:p>
         </w:tc>
@@ -7456,7 +7401,7 @@
                 <w:rFonts w:ascii="Arial" w:hAnsi="Arial" w:eastAsia="Arial" w:cs="Tahoma"/>
                 <w:sz w:val="18"/>
               </w:rPr>
-              <w:t>growth_rate_diff &lt;= -10 และ sales_status ที่ Gen Flow Gate ใช้ตัดสิน (เพิ่ม 2026-09-02 — SQL แตะอยู่แล้วแต่ไม่ได้ประกาศไว้)</w:t>
+              <w:t>สร้าง task แรก Section 06</w:t>
             </w:r>
           </w:p>
         </w:tc>
@@ -7486,7 +7431,7 @@
                 <w:rFonts w:ascii="Arial" w:hAnsi="Arial" w:eastAsia="Arial" w:cs="Tahoma"/>
                 <w:sz w:val="18"/>
               </w:rPr>
-              <w:t>sgi_fgi_impact_stores</w:t>
+              <w:t>status_email_rules</w:t>
             </w:r>
           </w:p>
         </w:tc>
@@ -7511,7 +7456,7 @@
                 <w:rFonts w:ascii="Arial" w:hAnsi="Arial" w:eastAsia="Arial" w:cs="Tahoma"/>
                 <w:sz w:val="18"/>
               </w:rPr>
-              <w:t>R/W</w:t>
+              <w:t>R</w:t>
             </w:r>
           </w:p>
         </w:tc>
@@ -7536,343 +7481,7 @@
                 <w:rFonts w:ascii="Arial" w:hAnsi="Arial" w:eastAsia="Arial" w:cs="Tahoma"/>
                 <w:sz w:val="18"/>
               </w:rPr>
-              <w:t>อ่าน candidate + เขียน W/Y/N</w:t>
-            </w:r>
-          </w:p>
-        </w:tc>
-      </w:tr>
-      <w:tr>
-        <w:trPr>
-          <w:cantSplit/>
-        </w:trPr>
-        <w:tc>
-          <w:tcPr>
-            <w:tcW w:type="dxa" w:w="3360"/>
-            <w:vAlign w:val="center"/>
-          </w:tcPr>
-          <w:p>
-            <w:pPr>
-              <w:keepLines/>
-              <w:spacing w:after="0"/>
-            </w:pPr>
-            <w:r>
-              <w:rPr>
-                <w:rFonts w:ascii="Arial" w:hAnsi="Arial" w:eastAsia="Arial" w:cs="Tahoma"/>
-                <w:sz w:val="18"/>
-              </w:rPr>
-            </w:r>
-            <w:r>
-              <w:rPr>
-                <w:rFonts w:ascii="Arial" w:hAnsi="Arial" w:eastAsia="Arial" w:cs="Tahoma"/>
-                <w:sz w:val="18"/>
-              </w:rPr>
-              <w:t>sgi_compensation_documents</w:t>
-            </w:r>
-          </w:p>
-        </w:tc>
-        <w:tc>
-          <w:tcPr>
-            <w:tcW w:type="dxa" w:w="3360"/>
-            <w:vAlign w:val="center"/>
-          </w:tcPr>
-          <w:p>
-            <w:pPr>
-              <w:keepLines/>
-              <w:spacing w:after="0"/>
-            </w:pPr>
-            <w:r>
-              <w:rPr>
-                <w:rFonts w:ascii="Arial" w:hAnsi="Arial" w:eastAsia="Arial" w:cs="Tahoma"/>
-                <w:sz w:val="18"/>
-              </w:rPr>
-            </w:r>
-            <w:r>
-              <w:rPr>
-                <w:rFonts w:ascii="Arial" w:hAnsi="Arial" w:eastAsia="Arial" w:cs="Tahoma"/>
-                <w:sz w:val="18"/>
-              </w:rPr>
-              <w:t>R/W</w:t>
-            </w:r>
-          </w:p>
-        </w:tc>
-        <w:tc>
-          <w:tcPr>
-            <w:tcW w:type="dxa" w:w="3360"/>
-            <w:vAlign w:val="center"/>
-          </w:tcPr>
-          <w:p>
-            <w:pPr>
-              <w:keepLines/>
-              <w:spacing w:after="0"/>
-            </w:pPr>
-            <w:r>
-              <w:rPr>
-                <w:rFonts w:ascii="Arial" w:hAnsi="Arial" w:eastAsia="Arial" w:cs="Tahoma"/>
-                <w:sz w:val="18"/>
-              </w:rPr>
-            </w:r>
-            <w:r>
-              <w:rPr>
-                <w:rFonts w:ascii="Arial" w:hAnsi="Arial" w:eastAsia="Arial" w:cs="Tahoma"/>
-                <w:sz w:val="18"/>
-              </w:rPr>
-              <w:t>ยืนยันเอกสารจาก Job 8 หรือสร้างถ้ายังไม่มีตาม idempotency</w:t>
-            </w:r>
-          </w:p>
-        </w:tc>
-      </w:tr>
-      <w:tr>
-        <w:trPr>
-          <w:cantSplit/>
-        </w:trPr>
-        <w:tc>
-          <w:tcPr>
-            <w:tcW w:type="dxa" w:w="3360"/>
-            <w:vAlign w:val="center"/>
-          </w:tcPr>
-          <w:p>
-            <w:pPr>
-              <w:keepLines/>
-              <w:spacing w:after="0"/>
-            </w:pPr>
-            <w:r>
-              <w:rPr>
-                <w:rFonts w:ascii="Arial" w:hAnsi="Arial" w:eastAsia="Arial" w:cs="Tahoma"/>
-                <w:sz w:val="18"/>
-              </w:rPr>
-            </w:r>
-            <w:r>
-              <w:rPr>
-                <w:rFonts w:ascii="Arial" w:hAnsi="Arial" w:eastAsia="Arial" w:cs="Tahoma"/>
-                <w:sz w:val="18"/>
-              </w:rPr>
-              <w:t>workflow_transaction (@srm/glb-workflow · sps_store)</w:t>
-            </w:r>
-          </w:p>
-        </w:tc>
-        <w:tc>
-          <w:tcPr>
-            <w:tcW w:type="dxa" w:w="3360"/>
-            <w:vAlign w:val="center"/>
-          </w:tcPr>
-          <w:p>
-            <w:pPr>
-              <w:keepLines/>
-              <w:spacing w:after="0"/>
-            </w:pPr>
-            <w:r>
-              <w:rPr>
-                <w:rFonts w:ascii="Arial" w:hAnsi="Arial" w:eastAsia="Arial" w:cs="Tahoma"/>
-                <w:sz w:val="18"/>
-              </w:rPr>
-            </w:r>
-            <w:r>
-              <w:rPr>
-                <w:rFonts w:ascii="Arial" w:hAnsi="Arial" w:eastAsia="Arial" w:cs="Tahoma"/>
-                <w:sz w:val="18"/>
-              </w:rPr>
-              <w:t>W (ผ่าน BE API)</w:t>
-            </w:r>
-          </w:p>
-        </w:tc>
-        <w:tc>
-          <w:tcPr>
-            <w:tcW w:type="dxa" w:w="3360"/>
-            <w:vAlign w:val="center"/>
-          </w:tcPr>
-          <w:p>
-            <w:pPr>
-              <w:keepLines/>
-              <w:spacing w:after="0"/>
-            </w:pPr>
-            <w:r>
-              <w:rPr>
-                <w:rFonts w:ascii="Arial" w:hAnsi="Arial" w:eastAsia="Arial" w:cs="Tahoma"/>
-                <w:sz w:val="18"/>
-              </w:rPr>
-            </w:r>
-            <w:r>
-              <w:rPr>
-                <w:rFonts w:ascii="Arial" w:hAnsi="Arial" w:eastAsia="Arial" w:cs="Tahoma"/>
-                <w:b/>
-                <w:sz w:val="18"/>
-              </w:rPr>
-              <w:t>job ไม่แตะตารางนี้และไม่เรียก lib เอง</w:t>
-            </w:r>
-            <w:r>
-              <w:rPr>
-                <w:rFonts w:ascii="Arial" w:hAnsi="Arial" w:eastAsia="Arial" w:cs="Tahoma"/>
-                <w:sz w:val="18"/>
-              </w:rPr>
-              <w:t xml:space="preserve"> (มติ 2026-09-09) — เรียก POST /sgi/workflow/instances แล้ว BE เป็นผู้เรียก initializeWorkflow()</w:t>
-            </w:r>
-          </w:p>
-        </w:tc>
-      </w:tr>
-      <w:tr>
-        <w:trPr>
-          <w:cantSplit/>
-        </w:trPr>
-        <w:tc>
-          <w:tcPr>
-            <w:tcW w:type="dxa" w:w="3360"/>
-            <w:vAlign w:val="center"/>
-          </w:tcPr>
-          <w:p>
-            <w:pPr>
-              <w:keepLines/>
-              <w:spacing w:after="0"/>
-            </w:pPr>
-            <w:r>
-              <w:rPr>
-                <w:rFonts w:ascii="Arial" w:hAnsi="Arial" w:eastAsia="Arial" w:cs="Tahoma"/>
-                <w:sz w:val="18"/>
-              </w:rPr>
-            </w:r>
-            <w:r>
-              <w:rPr>
-                <w:rFonts w:ascii="Arial" w:hAnsi="Arial" w:eastAsia="Arial" w:cs="Tahoma"/>
-                <w:sz w:val="18"/>
-              </w:rPr>
-              <w:t>workflow_approver (@srm/glb-workflow · sps_store)</w:t>
-            </w:r>
-          </w:p>
-        </w:tc>
-        <w:tc>
-          <w:tcPr>
-            <w:tcW w:type="dxa" w:w="3360"/>
-            <w:vAlign w:val="center"/>
-          </w:tcPr>
-          <w:p>
-            <w:pPr>
-              <w:keepLines/>
-              <w:spacing w:after="0"/>
-            </w:pPr>
-            <w:r>
-              <w:rPr>
-                <w:rFonts w:ascii="Arial" w:hAnsi="Arial" w:eastAsia="Arial" w:cs="Tahoma"/>
-                <w:sz w:val="18"/>
-              </w:rPr>
-            </w:r>
-            <w:r>
-              <w:rPr>
-                <w:rFonts w:ascii="Arial" w:hAnsi="Arial" w:eastAsia="Arial" w:cs="Tahoma"/>
-                <w:sz w:val="18"/>
-              </w:rPr>
-              <w:t>W (ผ่าน BE API)</w:t>
-            </w:r>
-          </w:p>
-        </w:tc>
-        <w:tc>
-          <w:tcPr>
-            <w:tcW w:type="dxa" w:w="3360"/>
-            <w:vAlign w:val="center"/>
-          </w:tcPr>
-          <w:p>
-            <w:pPr>
-              <w:keepLines/>
-              <w:spacing w:after="0"/>
-            </w:pPr>
-            <w:r>
-              <w:rPr>
-                <w:rFonts w:ascii="Arial" w:hAnsi="Arial" w:eastAsia="Arial" w:cs="Tahoma"/>
-                <w:sz w:val="18"/>
-              </w:rPr>
-            </w:r>
-            <w:r>
-              <w:rPr>
-                <w:rFonts w:ascii="Arial" w:hAnsi="Arial" w:eastAsia="Arial" w:cs="Tahoma"/>
-                <w:b/>
-                <w:sz w:val="18"/>
-              </w:rPr>
-              <w:t>job ไม่แตะตารางนี้</w:t>
-            </w:r>
-            <w:r>
-              <w:rPr>
-                <w:rFonts w:ascii="Arial" w:hAnsi="Arial" w:eastAsia="Arial" w:cs="Tahoma"/>
-                <w:sz w:val="18"/>
-              </w:rPr>
-              <w:t xml:space="preserve"> — BE เป็นผู้เรียก addPreApprover() ให้ · ห้าม insert ตรง</w:t>
-            </w:r>
-          </w:p>
-        </w:tc>
-      </w:tr>
-      <w:tr>
-        <w:trPr>
-          <w:cantSplit/>
-        </w:trPr>
-        <w:tc>
-          <w:tcPr>
-            <w:tcW w:type="dxa" w:w="3360"/>
-            <w:vAlign w:val="center"/>
-          </w:tcPr>
-          <w:p>
-            <w:pPr>
-              <w:keepLines/>
-              <w:spacing w:after="0"/>
-            </w:pPr>
-            <w:r>
-              <w:rPr>
-                <w:rFonts w:ascii="Arial" w:hAnsi="Arial" w:eastAsia="Arial" w:cs="Tahoma"/>
-                <w:sz w:val="18"/>
-              </w:rPr>
-            </w:r>
-            <w:r>
-              <w:rPr>
-                <w:rFonts w:ascii="Arial" w:hAnsi="Arial" w:eastAsia="Arial" w:cs="Tahoma"/>
-                <w:sz w:val="18"/>
-              </w:rPr>
-              <w:t>(backend config)</w:t>
-            </w:r>
-          </w:p>
-        </w:tc>
-        <w:tc>
-          <w:tcPr>
-            <w:tcW w:type="dxa" w:w="3360"/>
-            <w:vAlign w:val="center"/>
-          </w:tcPr>
-          <w:p>
-            <w:pPr>
-              <w:keepLines/>
-              <w:spacing w:after="0"/>
-            </w:pPr>
-            <w:r>
-              <w:rPr>
-                <w:rFonts w:ascii="Arial" w:hAnsi="Arial" w:eastAsia="Arial" w:cs="Tahoma"/>
-                <w:sz w:val="18"/>
-              </w:rPr>
-            </w:r>
-            <w:r>
-              <w:rPr>
-                <w:rFonts w:ascii="Arial" w:hAnsi="Arial" w:eastAsia="Arial" w:cs="Tahoma"/>
-                <w:sz w:val="18"/>
-              </w:rPr>
-              <w:t>R</w:t>
-            </w:r>
-          </w:p>
-        </w:tc>
-        <w:tc>
-          <w:tcPr>
-            <w:tcW w:type="dxa" w:w="3360"/>
-            <w:vAlign w:val="center"/>
-          </w:tcPr>
-          <w:p>
-            <w:pPr>
-              <w:keepLines/>
-              <w:spacing w:after="0"/>
-            </w:pPr>
-            <w:r>
-              <w:rPr>
-                <w:rFonts w:ascii="Arial" w:hAnsi="Arial" w:eastAsia="Arial" w:cs="Tahoma"/>
-                <w:sz w:val="18"/>
-              </w:rPr>
-            </w:r>
-            <w:r>
-              <w:rPr>
-                <w:rFonts w:ascii="Arial" w:hAnsi="Arial" w:eastAsia="Arial" w:cs="Tahoma"/>
-                <w:sz w:val="18"/>
-              </w:rPr>
-              <w:t>ผู้รับอีเมลของ batch job — ไม่ใช่ workflow event · เลข template ของ workflow มาจาก workflow_route.email_id</w:t>
+              <w:t>ผู้รับอีเมลตามสถานะ</w:t>
             </w:r>
           </w:p>
         </w:tc>
